--- a/2400031810 FSAD Skill - 9.docx
+++ b/2400031810 FSAD Skill - 9.docx
@@ -15,7 +15,14 @@
           <w:sz w:val="32"/>
           <w:szCs w:val="32"/>
         </w:rPr>
-        <w:t>2400032662</w:t>
+        <w:t>240003</w:t>
+      </w:r>
+      <w:r>
+        <w:rPr>
+          <w:sz w:val="32"/>
+          <w:szCs w:val="32"/>
+        </w:rPr>
+        <w:t>1810</w:t>
       </w:r>
       <w:r>
         <w:rPr>
@@ -64,23 +71,7 @@
           <w:sz w:val="32"/>
           <w:szCs w:val="32"/>
         </w:rPr>
-        <w:tab/>
-      </w:r>
-      <w:proofErr w:type="spellStart"/>
-      <w:r>
-        <w:rPr>
-          <w:sz w:val="32"/>
-          <w:szCs w:val="32"/>
-        </w:rPr>
-        <w:t>M.Praveen</w:t>
-      </w:r>
-      <w:proofErr w:type="spellEnd"/>
-      <w:r>
-        <w:rPr>
-          <w:sz w:val="32"/>
-          <w:szCs w:val="32"/>
-        </w:rPr>
-        <w:t xml:space="preserve"> Reddy</w:t>
+        <w:t xml:space="preserve">      S. LALITH ADITYA</w:t>
       </w:r>
     </w:p>
     <w:p>
@@ -97,17 +88,14 @@
         </w:rPr>
         <w:t>GITHUB:</w:t>
       </w:r>
-      <w:r>
-        <w:t xml:space="preserve"> </w:t>
-      </w:r>
       <w:hyperlink r:id="rId5" w:history="1">
         <w:r>
           <w:rPr>
             <w:rStyle w:val="Hyperlink"/>
-            <w:sz w:val="32"/>
-            <w:szCs w:val="32"/>
+            <w:sz w:val="16"/>
+            <w:szCs w:val="16"/>
           </w:rPr>
-          <w:t>PraveenReddy-06/Full-Stack-Lab</w:t>
+          <w:t>https://github.com/lalithdev/2400031810-FSAD20252026EVENSEM-SKILL-EXPERIMENTS.git</w:t>
         </w:r>
       </w:hyperlink>
     </w:p>
@@ -249,19 +237,14 @@
         <w:ind w:hanging="360"/>
       </w:pPr>
       <w:r>
-        <w:t xml:space="preserve">Create a custom exception class named </w:t>
-      </w:r>
-      <w:proofErr w:type="spellStart"/>
-      <w:r>
-        <w:t>StudentNotFoundException</w:t>
-      </w:r>
-      <w:proofErr w:type="spellEnd"/>
-      <w:r>
-        <w:t xml:space="preserve">. </w:t>
-      </w:r>
-    </w:p>
-    <w:p>
-      <w:r>
+        <w:t xml:space="preserve">Create a custom exception class named StudentNotFoundException. </w:t>
+      </w:r>
+    </w:p>
+    <w:p>
+      <w:r>
+        <w:rPr>
+          <w:noProof/>
+        </w:rPr>
         <w:drawing>
           <wp:inline distT="0" distB="0" distL="0" distR="0" wp14:anchorId="1BC30C5B" wp14:editId="06624EE2">
             <wp:extent cx="5731510" cy="1036320"/>
@@ -313,6 +296,9 @@
     </w:p>
     <w:p>
       <w:r>
+        <w:rPr>
+          <w:noProof/>
+        </w:rPr>
         <w:drawing>
           <wp:inline distT="0" distB="0" distL="0" distR="0" wp14:anchorId="4FC5B08E" wp14:editId="5E10E201">
             <wp:extent cx="5731510" cy="2613660"/>
@@ -360,19 +346,14 @@
       </w:pPr>
       <w:r>
         <w:lastRenderedPageBreak/>
-        <w:t xml:space="preserve">Create a </w:t>
-      </w:r>
-      <w:proofErr w:type="spellStart"/>
-      <w:r>
-        <w:t>GlobalExceptionHandler</w:t>
-      </w:r>
-      <w:proofErr w:type="spellEnd"/>
-      <w:r>
-        <w:t xml:space="preserve"> class using @ControllerAdvice to handle exceptions across the entire application. </w:t>
-      </w:r>
-    </w:p>
-    <w:p>
-      <w:r>
+        <w:t xml:space="preserve">Create a GlobalExceptionHandler class using @ControllerAdvice to handle exceptions across the entire application. </w:t>
+      </w:r>
+    </w:p>
+    <w:p>
+      <w:r>
+        <w:rPr>
+          <w:noProof/>
+        </w:rPr>
         <w:drawing>
           <wp:inline distT="0" distB="0" distL="0" distR="0" wp14:anchorId="75BDAA94" wp14:editId="6CBE33F0">
             <wp:extent cx="5731510" cy="4188460"/>
@@ -419,15 +400,7 @@
         <w:ind w:hanging="360"/>
       </w:pPr>
       <w:r>
-        <w:t>Add a method with @</w:t>
-      </w:r>
-      <w:proofErr w:type="gramStart"/>
-      <w:r>
-        <w:t>ExceptionHandler(</w:t>
-      </w:r>
-      <w:proofErr w:type="gramEnd"/>
-      <w:r>
-        <w:t>StudentNotFoundException.class) to return a meaningful error response along with an appropriate HTTP status code.</w:t>
+        <w:t>Add a method with @ExceptionHandler(StudentNotFoundException.class) to return a meaningful error response along with an appropriate HTTP status code.</w:t>
       </w:r>
     </w:p>
     <w:p>
@@ -444,15 +417,7 @@
         <w:ind w:hanging="360"/>
       </w:pPr>
       <w:r>
-        <w:t xml:space="preserve">Add a second custom exception, such as </w:t>
-      </w:r>
-      <w:proofErr w:type="spellStart"/>
-      <w:r>
-        <w:t>InvalidInputException</w:t>
-      </w:r>
-      <w:proofErr w:type="spellEnd"/>
-      <w:r>
-        <w:t xml:space="preserve">, and handle it inside the same @ControllerAdvice class. </w:t>
+        <w:t xml:space="preserve">Add a second custom exception, such as InvalidInputException, and handle it inside the same @ControllerAdvice class. </w:t>
       </w:r>
     </w:p>
     <w:p>
@@ -462,6 +427,9 @@
     </w:p>
     <w:p>
       <w:r>
+        <w:rPr>
+          <w:noProof/>
+        </w:rPr>
         <w:drawing>
           <wp:inline distT="0" distB="0" distL="0" distR="0" wp14:anchorId="4B74BE9D" wp14:editId="1E4A1A11">
             <wp:extent cx="5731510" cy="1808480"/>
@@ -509,15 +477,7 @@
       </w:pPr>
       <w:r>
         <w:lastRenderedPageBreak/>
-        <w:t xml:space="preserve">Return a structured JSON response (fields like timestamp, message, </w:t>
-      </w:r>
-      <w:proofErr w:type="spellStart"/>
-      <w:r>
-        <w:t>statusCode</w:t>
-      </w:r>
-      <w:proofErr w:type="spellEnd"/>
-      <w:r>
-        <w:t xml:space="preserve">) from the exception handler to make the error readable and consistent. </w:t>
+        <w:t xml:space="preserve">Return a structured JSON response (fields like timestamp, message, statusCode) from the exception handler to make the error readable and consistent. </w:t>
       </w:r>
       <w:r>
         <w:rPr>
@@ -729,10 +689,10 @@
     <w:p>
       <w:r>
         <w:drawing>
-          <wp:inline distT="0" distB="0" distL="0" distR="0" wp14:anchorId="0F5B16BB" wp14:editId="6D2CC526">
-            <wp:extent cx="5731510" cy="2796540"/>
-            <wp:effectExtent l="0" t="0" r="2540" b="3810"/>
-            <wp:docPr id="933859912" name="Picture 1"/>
+          <wp:inline distT="0" distB="0" distL="0" distR="0" wp14:anchorId="261BDBF8" wp14:editId="03DF02E3">
+            <wp:extent cx="5731510" cy="2768600"/>
+            <wp:effectExtent l="0" t="0" r="2540" b="0"/>
+            <wp:docPr id="1557432603" name="Picture 1"/>
             <wp:cNvGraphicFramePr>
               <a:graphicFrameLocks xmlns:a="http://schemas.openxmlformats.org/drawingml/2006/main" noChangeAspect="1"/>
             </wp:cNvGraphicFramePr>
@@ -740,7 +700,7 @@
               <a:graphicData uri="http://schemas.openxmlformats.org/drawingml/2006/picture">
                 <pic:pic xmlns:pic="http://schemas.openxmlformats.org/drawingml/2006/picture">
                   <pic:nvPicPr>
-                    <pic:cNvPr id="933859912" name=""/>
+                    <pic:cNvPr id="1557432603" name=""/>
                     <pic:cNvPicPr/>
                   </pic:nvPicPr>
                   <pic:blipFill>
@@ -752,7 +712,7 @@
                   <pic:spPr>
                     <a:xfrm>
                       <a:off x="0" y="0"/>
-                      <a:ext cx="5731510" cy="2796540"/>
+                      <a:ext cx="5731510" cy="2768600"/>
                     </a:xfrm>
                     <a:prstGeom prst="rect">
                       <a:avLst/>
@@ -970,35 +930,11 @@
         <w:jc w:val="left"/>
       </w:pPr>
       <w:r>
-        <w:t>Default exceptions are built-in Java exceptions (</w:t>
-      </w:r>
-      <w:proofErr w:type="spellStart"/>
-      <w:r>
-        <w:t>NullPointerException</w:t>
-      </w:r>
-      <w:proofErr w:type="spellEnd"/>
-      <w:r>
-        <w:t xml:space="preserve">, </w:t>
-      </w:r>
-      <w:proofErr w:type="spellStart"/>
-      <w:r>
-        <w:t>IllegalArgumentException</w:t>
-      </w:r>
-      <w:proofErr w:type="spellEnd"/>
-      <w:r>
-        <w:t>).</w:t>
+        <w:t>Default exceptions are built-in Java exceptions (NullPointerException, IllegalArgumentException).</w:t>
       </w:r>
       <w:r>
         <w:br/>
-        <w:t xml:space="preserve">Custom exceptions are user-defined exceptions created to represent specific application errors such as </w:t>
-      </w:r>
-      <w:proofErr w:type="spellStart"/>
-      <w:r>
-        <w:t>StudentNotFoundException</w:t>
-      </w:r>
-      <w:proofErr w:type="spellEnd"/>
-      <w:r>
-        <w:t>.</w:t>
+        <w:t>Custom exceptions are user-defined exceptions created to represent specific application errors such as StudentNotFoundException.</w:t>
       </w:r>
     </w:p>
     <w:p>
@@ -2834,6 +2770,7 @@
   <w:style w:type="character" w:default="1" w:styleId="DefaultParagraphFont">
     <w:name w:val="Default Paragraph Font"/>
     <w:uiPriority w:val="1"/>
+    <w:semiHidden/>
     <w:unhideWhenUsed/>
   </w:style>
   <w:style w:type="table" w:default="1" w:styleId="TableNormal">
@@ -3021,6 +2958,7 @@
       <w:numPr>
         <w:ilvl w:val="1"/>
       </w:numPr>
+      <w:ind w:left="317" w:hanging="10"/>
     </w:pPr>
     <w:rPr>
       <w:rFonts w:eastAsiaTheme="majorEastAsia" w:cstheme="majorBidi"/>
